--- a/24680531_NguyenTruongGiang_Cystone/Session03_BaoCao_Template.docx
+++ b/24680531_NguyenTruongGiang_Cystone/Session03_BaoCao_Template.docx
@@ -342,6 +342,7 @@
               <w:spacing w:line="360" w:lineRule="auto"/>
               <w:rPr>
                 <w:color w:val="000000" w:themeColor="text1"/>
+                <w:lang w:val="vi-VN"/>
               </w:rPr>
             </w:pPr>
             <w:r>
@@ -350,7 +351,16 @@
                 <w:sz w:val="22"/>
                 <w:szCs w:val="22"/>
               </w:rPr>
-              <w:t>……………………………………………</w:t>
+              <w:t>24680531</w:t>
+            </w:r>
+            <w:r>
+              <w:rPr>
+                <w:color w:val="000000" w:themeColor="text1"/>
+                <w:sz w:val="22"/>
+                <w:szCs w:val="22"/>
+                <w:lang w:val="vi-VN"/>
+              </w:rPr>
+              <w:t>_NguyenTruongGiang_Cystone</w:t>
             </w:r>
           </w:p>
         </w:tc>
@@ -430,17 +440,9 @@
           <w:lang w:val="vi-VN"/>
         </w:rPr>
       </w:pPr>
-      <w:hyperlink r:id="rId5" w:history="1">
-        <w:r>
-          <w:rPr>
-            <w:rStyle w:val="Hyperlink"/>
-            <w:color w:val="000000" w:themeColor="text1"/>
-            <w:sz w:val="22"/>
-            <w:szCs w:val="22"/>
-          </w:rPr>
-          <w:t>https://github.com/&lt;MSSV_HoTen_Cystone&gt;/&lt;ten-repo&gt;</w:t>
-        </w:r>
-      </w:hyperlink>
+      <w:r>
+        <w:t>https://github.com/giangnguyen0303/NhapMonPhanTichDuLieuVaAI/tree/main/24680531_NguyenTruongGiang_Cystone/Season%203</w:t>
+      </w:r>
       <w:r>
         <w:rPr>
           <w:rStyle w:val="Hyperlink"/>
@@ -470,6 +472,7 @@
         <w:spacing w:after="300" w:line="360" w:lineRule="auto"/>
         <w:rPr>
           <w:color w:val="000000" w:themeColor="text1"/>
+          <w:lang w:val="vi-VN"/>
         </w:rPr>
       </w:pPr>
       <w:r>
@@ -477,6 +480,7 @@
           <w:i/>
           <w:iCs/>
           <w:color w:val="000000" w:themeColor="text1"/>
+          <w:lang w:val="vi-VN"/>
         </w:rPr>
         <w:t>→ Thay đường link phía trên bằng link repo GitHub thật của bạn sau khi đã push code.</w:t>
       </w:r>
@@ -501,15 +505,68 @@
         <w:spacing w:after="150" w:line="360" w:lineRule="auto"/>
         <w:rPr>
           <w:color w:val="000000" w:themeColor="text1"/>
-        </w:rPr>
-      </w:pPr>
-      <w:r>
-        <w:rPr>
-          <w:color w:val="000000" w:themeColor="text1"/>
           <w:sz w:val="22"/>
           <w:szCs w:val="22"/>
+          <w:lang w:val="vi-VN"/>
+        </w:rPr>
+      </w:pPr>
+      <w:r>
+        <w:rPr>
+          <w:color w:val="000000" w:themeColor="text1"/>
+          <w:sz w:val="22"/>
+          <w:szCs w:val="22"/>
         </w:rPr>
         <w:t>(Chụp full màn hình trang repository trên GitHub, thể hiện rõ: tên tài khoản, tên repo, folder Session 03 và 3 folder con 01_Insurance, 02_OnlineRetail, 03_Titanic)</w:t>
+      </w:r>
+    </w:p>
+    <w:p>
+      <w:pPr>
+        <w:spacing w:after="150" w:line="360" w:lineRule="auto"/>
+        <w:rPr>
+          <w:color w:val="000000" w:themeColor="text1"/>
+          <w:lang w:val="vi-VN"/>
+        </w:rPr>
+      </w:pPr>
+      <w:r>
+        <w:rPr>
+          <w:noProof/>
+        </w:rPr>
+        <w:lastRenderedPageBreak/>
+        <w:drawing>
+          <wp:inline distT="0" distB="0" distL="0" distR="0" wp14:anchorId="05340CF0" wp14:editId="4C0F1472">
+            <wp:extent cx="5943600" cy="3341370"/>
+            <wp:effectExtent l="0" t="0" r="0" b="0"/>
+            <wp:docPr id="1660336062" name="Picture 1"/>
+            <wp:cNvGraphicFramePr>
+              <a:graphicFrameLocks xmlns:a="http://schemas.openxmlformats.org/drawingml/2006/main" noChangeAspect="1"/>
+            </wp:cNvGraphicFramePr>
+            <a:graphic xmlns:a="http://schemas.openxmlformats.org/drawingml/2006/main">
+              <a:graphicData uri="http://schemas.openxmlformats.org/drawingml/2006/picture">
+                <pic:pic xmlns:pic="http://schemas.openxmlformats.org/drawingml/2006/picture">
+                  <pic:nvPicPr>
+                    <pic:cNvPr id="1660336062" name=""/>
+                    <pic:cNvPicPr/>
+                  </pic:nvPicPr>
+                  <pic:blipFill>
+                    <a:blip r:embed="rId5"/>
+                    <a:stretch>
+                      <a:fillRect/>
+                    </a:stretch>
+                  </pic:blipFill>
+                  <pic:spPr>
+                    <a:xfrm>
+                      <a:off x="0" y="0"/>
+                      <a:ext cx="5943600" cy="3341370"/>
+                    </a:xfrm>
+                    <a:prstGeom prst="rect">
+                      <a:avLst/>
+                    </a:prstGeom>
+                  </pic:spPr>
+                </pic:pic>
+              </a:graphicData>
+            </a:graphic>
+          </wp:inline>
+        </w:drawing>
       </w:r>
     </w:p>
     <w:p>
@@ -648,7 +705,7 @@
     <w:rPrDefault>
       <w:rPr>
         <w:rFonts w:ascii="Times New Roman" w:eastAsia="Times New Roman" w:hAnsi="Times New Roman" w:cs="Times New Roman"/>
-        <w:lang w:eastAsia="en-US" w:bidi="ar-SA"/>
+        <w:lang w:val="en-US" w:eastAsia="en-US" w:bidi="ar-SA"/>
       </w:rPr>
     </w:rPrDefault>
     <w:pPrDefault/>
